--- a/Memorial/templates/MEM-CALCULO-ELETRICO.docx
+++ b/Memorial/templates/MEM-CALCULO-ELETRICO.docx
@@ -2484,21 +2484,7 @@
           <w:sz w:val="24"/>
           <w:szCs w:val="24"/>
         </w:rPr>
-        <w:t>[AAA</w:t>
-      </w:r>
-      <w:r>
-        <w:rPr>
-          <w:sz w:val="24"/>
-          <w:szCs w:val="24"/>
-        </w:rPr>
-        <w:t>C</w:t>
-      </w:r>
-      <w:r>
-        <w:rPr>
-          <w:sz w:val="24"/>
-          <w:szCs w:val="24"/>
-        </w:rPr>
-        <w:t>]</w:t>
+        <w:t>[AAAC]</w:t>
       </w:r>
     </w:p>
     <w:p>
@@ -2650,21 +2636,7 @@
           <w:sz w:val="24"/>
           <w:szCs w:val="24"/>
         </w:rPr>
-        <w:t>[AAA</w:t>
-      </w:r>
-      <w:r>
-        <w:rPr>
-          <w:sz w:val="24"/>
-          <w:szCs w:val="24"/>
-        </w:rPr>
-        <w:t>D</w:t>
-      </w:r>
-      <w:r>
-        <w:rPr>
-          <w:sz w:val="24"/>
-          <w:szCs w:val="24"/>
-        </w:rPr>
-        <w:t>]</w:t>
+        <w:t>[AAAD]</w:t>
       </w:r>
     </w:p>
     <w:p>
@@ -2780,24 +2752,37 @@
           <w:sz w:val="24"/>
           <w:szCs w:val="24"/>
         </w:rPr>
-        <w:t>[AAA</w:t>
-      </w:r>
-      <w:r>
+        <w:t>[AAAF]</w:t>
+      </w:r>
+    </w:p>
+    <w:p>
+      <w:pPr>
+        <w:spacing w:line="360" w:lineRule="auto"/>
+        <w:jc w:val="center"/>
         <w:rPr>
           <w:color w:val="000000"/>
           <w:sz w:val="24"/>
           <w:szCs w:val="24"/>
         </w:rPr>
-        <w:t>F</w:t>
-      </w:r>
-      <w:r>
+      </w:pPr>
+    </w:p>
+    <w:p>
+      <w:pPr>
+        <w:spacing w:line="360" w:lineRule="auto"/>
         <w:rPr>
           <w:color w:val="000000"/>
           <w:sz w:val="24"/>
           <w:szCs w:val="24"/>
         </w:rPr>
-        <w:t>]</w:t>
-      </w:r>
+        <w:sectPr>
+          <w:headerReference w:type="first" r:id="rId16"/>
+          <w:pgSz w:w="11906" w:h="16838"/>
+          <w:pgMar w:top="1700" w:right="1133" w:bottom="1133" w:left="1700" w:header="708" w:footer="708" w:gutter="0"/>
+          <w:pgNumType w:start="3"/>
+          <w:cols w:space="720"/>
+          <w:titlePg/>
+        </w:sectPr>
+      </w:pPr>
     </w:p>
     <w:p>
       <w:pPr>
@@ -2805,6 +2790,7 @@
       </w:pPr>
       <w:bookmarkStart w:id="18" w:name="_Toc235523885"/>
       <w:r>
+        <w:lastRenderedPageBreak/>
         <w:t>MEMORIAL DE CÁLCULO</w:t>
       </w:r>
       <w:bookmarkEnd w:id="18"/>
@@ -2814,18 +2800,45 @@
         <w:spacing w:after="200" w:line="360" w:lineRule="auto"/>
         <w:jc w:val="center"/>
         <w:rPr>
-          <w:sz w:val="24"/>
-          <w:szCs w:val="24"/>
-        </w:rPr>
-      </w:pPr>
-      <w:r>
-        <w:rPr>
           <w:color w:val="000000"/>
           <w:sz w:val="24"/>
           <w:szCs w:val="24"/>
         </w:rPr>
+      </w:pPr>
+      <w:r>
+        <w:rPr>
+          <w:color w:val="000000"/>
+          <w:sz w:val="24"/>
+          <w:szCs w:val="24"/>
+        </w:rPr>
         <w:t>[AAAG]</w:t>
       </w:r>
+    </w:p>
+    <w:p>
+      <w:pPr>
+        <w:spacing w:after="200" w:line="360" w:lineRule="auto"/>
+        <w:rPr>
+          <w:sz w:val="24"/>
+          <w:szCs w:val="24"/>
+        </w:rPr>
+      </w:pPr>
+    </w:p>
+    <w:p>
+      <w:pPr>
+        <w:spacing w:after="200" w:line="360" w:lineRule="auto"/>
+        <w:rPr>
+          <w:sz w:val="24"/>
+          <w:szCs w:val="24"/>
+        </w:rPr>
+        <w:sectPr>
+          <w:pgSz w:w="16838" w:h="11906" w:orient="landscape"/>
+          <w:pgMar w:top="1700" w:right="1700" w:bottom="1133" w:left="1133" w:header="708" w:footer="708" w:gutter="0"/>
+          <w:pgNumType w:start="3"/>
+          <w:cols w:space="720"/>
+          <w:titlePg/>
+          <w:docGrid w:linePitch="299"/>
+        </w:sectPr>
+      </w:pPr>
     </w:p>
     <w:p>
       <w:pPr>
@@ -2857,6 +2870,7 @@
           <w:sz w:val="24"/>
           <w:szCs w:val="24"/>
         </w:rPr>
+        <w:lastRenderedPageBreak/>
         <w:t>RELATÓRIO DE DIMENSIONAMENTO</w:t>
       </w:r>
       <w:bookmarkEnd w:id="19"/>
@@ -2891,7 +2905,6 @@
       <w:bookmarkStart w:id="22" w:name="_heading=h.89jsmj1oo0zm" w:colFirst="0" w:colLast="0"/>
       <w:bookmarkEnd w:id="22"/>
       <w:r>
-        <w:lastRenderedPageBreak/>
         <w:t xml:space="preserve"> </w:t>
       </w:r>
       <w:bookmarkStart w:id="23" w:name="_Toc235523887"/>
@@ -3090,7 +3103,6 @@
       </w:r>
     </w:p>
     <w:sectPr>
-      <w:headerReference w:type="first" r:id="rId16"/>
       <w:pgSz w:w="11906" w:h="16838"/>
       <w:pgMar w:top="1700" w:right="1133" w:bottom="1133" w:left="1700" w:header="708" w:footer="708" w:gutter="0"/>
       <w:pgNumType w:start="3"/>
@@ -5398,6 +5410,7 @@
   <w:style w:type="character" w:default="1" w:styleId="Fontepargpadro">
     <w:name w:val="Default Paragraph Font"/>
     <w:uiPriority w:val="1"/>
+    <w:semiHidden/>
     <w:unhideWhenUsed/>
   </w:style>
   <w:style w:type="table" w:default="1" w:styleId="Tabelanormal">
@@ -6344,12 +6357,6 @@
 </file>
 
 <file path=customXml/item1.xml><?xml version="1.0" encoding="utf-8"?>
-<go:gDocsCustomXmlDataStorage xmlns:go="http://customooxmlschemas.google.com/" xmlns:r="http://schemas.openxmlformats.org/officeDocument/2006/relationships" uri="GoogleDocsCustomDataVersion2">
-  <go:docsCustomData xmlns:go="http://customooxmlschemas.google.com/" roundtripDataSignature="AMtx7mhx1lXjm647vcM1LZOQ04kbTy8lDg==">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</go:docsCustomData>
-</go:gDocsCustomXmlDataStorage>
-</file>
-
-<file path=customXml/item2.xml><?xml version="1.0" encoding="utf-8"?>
 <ct:contentTypeSchema xmlns:ct="http://schemas.microsoft.com/office/2006/metadata/contentType" xmlns:ma="http://schemas.microsoft.com/office/2006/metadata/properties/metaAttributes" ct:_="" ma:_="" ma:contentTypeName="Documento" ma:contentTypeID="0x01010090BD7F654C36E249870AD2B43CC99066" ma:contentTypeVersion="25" ma:contentTypeDescription="Crie um novo documento." ma:contentTypeScope="" ma:versionID="7aafbe2a8f4be360eca24a5952e7a582">
   <xsd:schema xmlns:xsd="http://www.w3.org/2001/XMLSchema" xmlns:xs="http://www.w3.org/2001/XMLSchema" xmlns:p="http://schemas.microsoft.com/office/2006/metadata/properties" xmlns:ns2="66367999-145d-416e-8089-c2616e290f81" xmlns:ns3="ab6bdf74-870e-40d0-b701-04787b55b19a" targetNamespace="http://schemas.microsoft.com/office/2006/metadata/properties" ma:root="true" ma:fieldsID="9b04a4bffefe874e6e37c372f87d08c5" ns2:_="" ns3:_="">
     <xsd:import namespace="66367999-145d-416e-8089-c2616e290f81"/>
@@ -6639,13 +6646,14 @@
 </ct:contentTypeSchema>
 </file>
 
+<file path=customXml/item2.xml><?xml version="1.0" encoding="utf-8"?>
+<go:gDocsCustomXmlDataStorage xmlns:go="http://customooxmlschemas.google.com/" xmlns:r="http://schemas.openxmlformats.org/officeDocument/2006/relationships" uri="GoogleDocsCustomDataVersion2">
+  <go:docsCustomData xmlns:go="http://customooxmlschemas.google.com/" roundtripDataSignature="AMtx7mhx1lXjm647vcM1LZOQ04kbTy8lDg==">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</go:docsCustomData>
+</go:gDocsCustomXmlDataStorage>
+</file>
+
 <file path=customXml/item3.xml><?xml version="1.0" encoding="utf-8"?>
-<?mso-contentType ?>
-<FormTemplates xmlns="http://schemas.microsoft.com/sharepoint/v3/contenttype/forms">
-  <Display>DocumentLibraryForm</Display>
-  <Edit>DocumentLibraryForm</Edit>
-  <New>DocumentLibraryForm</New>
-</FormTemplates>
+<b:Sources xmlns:b="http://schemas.openxmlformats.org/officeDocument/2006/bibliography" xmlns="http://schemas.openxmlformats.org/officeDocument/2006/bibliography" SelectedStyle="\APASixthEditionOfficeOnline.xsl" StyleName="APA" Version="6"/>
 </file>
 
 <file path=customXml/item4.xml><?xml version="1.0" encoding="utf-8"?>
@@ -6665,19 +6673,15 @@
 </file>
 
 <file path=customXml/item5.xml><?xml version="1.0" encoding="utf-8"?>
-<b:Sources xmlns:b="http://schemas.openxmlformats.org/officeDocument/2006/bibliography" xmlns="http://schemas.openxmlformats.org/officeDocument/2006/bibliography" SelectedStyle="\APASixthEditionOfficeOnline.xsl" StyleName="APA" Version="6"/>
+<?mso-contentType ?>
+<FormTemplates xmlns="http://schemas.microsoft.com/sharepoint/v3/contenttype/forms">
+  <Display>DocumentLibraryForm</Display>
+  <Edit>DocumentLibraryForm</Edit>
+  <New>DocumentLibraryForm</New>
+</FormTemplates>
 </file>
 
 <file path=customXml/itemProps1.xml><?xml version="1.0" encoding="utf-8"?>
-<ds:datastoreItem xmlns:ds="http://schemas.openxmlformats.org/officeDocument/2006/customXml" ds:itemID="{11111111-1234-1234-1234-123412341234}">
-  <ds:schemaRefs>
-    <ds:schemaRef ds:uri="http://customooxmlschemas.google.com/"/>
-    <ds:schemaRef ds:uri="http://schemas.openxmlformats.org/officeDocument/2006/relationships"/>
-  </ds:schemaRefs>
-</ds:datastoreItem>
-</file>
-
-<file path=customXml/itemProps2.xml><?xml version="1.0" encoding="utf-8"?>
 <ds:datastoreItem xmlns:ds="http://schemas.openxmlformats.org/officeDocument/2006/customXml" ds:itemID="{9AB9154E-7B48-4FBE-8279-AD0A6A0E8C59}">
   <ds:schemaRefs>
     <ds:schemaRef ds:uri="http://schemas.microsoft.com/office/2006/metadata/contentType"/>
@@ -6696,10 +6700,19 @@
 </ds:datastoreItem>
 </file>
 
+<file path=customXml/itemProps2.xml><?xml version="1.0" encoding="utf-8"?>
+<ds:datastoreItem xmlns:ds="http://schemas.openxmlformats.org/officeDocument/2006/customXml" ds:itemID="{11111111-1234-1234-1234-123412341234}">
+  <ds:schemaRefs>
+    <ds:schemaRef ds:uri="http://customooxmlschemas.google.com/"/>
+    <ds:schemaRef ds:uri="http://schemas.openxmlformats.org/officeDocument/2006/relationships"/>
+  </ds:schemaRefs>
+</ds:datastoreItem>
+</file>
+
 <file path=customXml/itemProps3.xml><?xml version="1.0" encoding="utf-8"?>
-<ds:datastoreItem xmlns:ds="http://schemas.openxmlformats.org/officeDocument/2006/customXml" ds:itemID="{4F1AEC50-4A1A-4CA0-9059-1BBE99D2C5D0}">
+<ds:datastoreItem xmlns:ds="http://schemas.openxmlformats.org/officeDocument/2006/customXml" ds:itemID="{F4F81F43-B9B4-4FBB-A6A9-7766FAA6F74A}">
   <ds:schemaRefs>
-    <ds:schemaRef ds:uri="http://schemas.microsoft.com/sharepoint/v3/contenttype/forms"/>
+    <ds:schemaRef ds:uri="http://schemas.openxmlformats.org/officeDocument/2006/bibliography"/>
   </ds:schemaRefs>
 </ds:datastoreItem>
 </file>
@@ -6716,9 +6729,9 @@
 </file>
 
 <file path=customXml/itemProps5.xml><?xml version="1.0" encoding="utf-8"?>
-<ds:datastoreItem xmlns:ds="http://schemas.openxmlformats.org/officeDocument/2006/customXml" ds:itemID="{F4F81F43-B9B4-4FBB-A6A9-7766FAA6F74A}">
+<ds:datastoreItem xmlns:ds="http://schemas.openxmlformats.org/officeDocument/2006/customXml" ds:itemID="{4F1AEC50-4A1A-4CA0-9059-1BBE99D2C5D0}">
   <ds:schemaRefs>
-    <ds:schemaRef ds:uri="http://schemas.openxmlformats.org/officeDocument/2006/bibliography"/>
+    <ds:schemaRef ds:uri="http://schemas.microsoft.com/sharepoint/v3/contenttype/forms"/>
   </ds:schemaRefs>
 </ds:datastoreItem>
 </file>
--- a/Memorial/templates/MEM-CALCULO-ELETRICO.docx
+++ b/Memorial/templates/MEM-CALCULO-ELETRICO.docx
@@ -149,7 +149,23 @@
           <w:sz w:val="24"/>
           <w:szCs w:val="24"/>
         </w:rPr>
-        <w:t>MEMORIAL DESCRITIVO DO PROJETO ELÉTRICO</w:t>
+        <w:t>MEMORIAL DE</w:t>
+      </w:r>
+      <w:r>
+        <w:rPr>
+          <w:b/>
+          <w:sz w:val="24"/>
+          <w:szCs w:val="24"/>
+        </w:rPr>
+        <w:t xml:space="preserve"> CÁLCULO</w:t>
+      </w:r>
+      <w:r>
+        <w:rPr>
+          <w:b/>
+          <w:sz w:val="24"/>
+          <w:szCs w:val="24"/>
+        </w:rPr>
+        <w:t xml:space="preserve"> DO PROJETO ELÉTRICO</w:t>
       </w:r>
       <w:r>
         <w:rPr>
@@ -1851,10 +1867,19 @@
       </w:pPr>
       <w:r>
         <w:rPr>
-          <w:sz w:val="24"/>
-          <w:szCs w:val="24"/>
-        </w:rPr>
-        <w:t>NBR 5410 - Instalações elétricas de baixa tensão;</w:t>
+          <w:b/>
+          <w:bCs/>
+          <w:sz w:val="24"/>
+          <w:szCs w:val="24"/>
+        </w:rPr>
+        <w:t>NBR 5410</w:t>
+      </w:r>
+      <w:r>
+        <w:rPr>
+          <w:sz w:val="24"/>
+          <w:szCs w:val="24"/>
+        </w:rPr>
+        <w:t xml:space="preserve"> - Instalações elétricas de baixa tensão;</w:t>
       </w:r>
     </w:p>
     <w:p>
@@ -1869,10 +1894,19 @@
       </w:pPr>
       <w:r>
         <w:rPr>
-          <w:sz w:val="24"/>
-          <w:szCs w:val="24"/>
-        </w:rPr>
-        <w:t>NBR 5413 - Iluminância de interiores - Procedimento;</w:t>
+          <w:b/>
+          <w:bCs/>
+          <w:sz w:val="24"/>
+          <w:szCs w:val="24"/>
+        </w:rPr>
+        <w:t>NBR 5413</w:t>
+      </w:r>
+      <w:r>
+        <w:rPr>
+          <w:sz w:val="24"/>
+          <w:szCs w:val="24"/>
+        </w:rPr>
+        <w:t xml:space="preserve"> - Iluminância de interiores - Procedimento;</w:t>
       </w:r>
     </w:p>
     <w:p>
@@ -1883,14 +1917,102 @@
         <w:rPr>
           <w:sz w:val="24"/>
           <w:szCs w:val="24"/>
-        </w:rPr>
-      </w:pPr>
-      <w:r>
-        <w:rPr>
-          <w:sz w:val="24"/>
-          <w:szCs w:val="24"/>
-        </w:rPr>
-        <w:t>NBR 5434 - Redes de distribuição aérea urbana de energia elétrica - Padronização;</w:t>
+          <w:lang w:val="en-US"/>
+        </w:rPr>
+      </w:pPr>
+      <w:r>
+        <w:rPr>
+          <w:b/>
+          <w:bCs/>
+          <w:sz w:val="24"/>
+          <w:szCs w:val="24"/>
+          <w:lang w:val="en-US"/>
+        </w:rPr>
+        <w:t>ISO/CIE 8995-1:2025</w:t>
+      </w:r>
+      <w:r>
+        <w:rPr>
+          <w:b/>
+          <w:bCs/>
+          <w:sz w:val="24"/>
+          <w:szCs w:val="24"/>
+          <w:lang w:val="en-US"/>
+        </w:rPr>
+        <w:t xml:space="preserve"> </w:t>
+      </w:r>
+      <w:r>
+        <w:rPr>
+          <w:sz w:val="24"/>
+          <w:szCs w:val="24"/>
+          <w:lang w:val="en-US"/>
+        </w:rPr>
+        <w:t xml:space="preserve">- </w:t>
+      </w:r>
+      <w:r>
+        <w:rPr>
+          <w:sz w:val="24"/>
+          <w:szCs w:val="24"/>
+          <w:lang w:val="en-US"/>
+        </w:rPr>
+        <w:t xml:space="preserve">Light and lighting </w:t>
+      </w:r>
+      <w:r>
+        <w:rPr>
+          <w:sz w:val="24"/>
+          <w:szCs w:val="24"/>
+          <w:lang w:val="en-US"/>
+        </w:rPr>
+        <w:t>-</w:t>
+      </w:r>
+      <w:r>
+        <w:rPr>
+          <w:sz w:val="24"/>
+          <w:szCs w:val="24"/>
+          <w:lang w:val="en-US"/>
+        </w:rPr>
+        <w:t xml:space="preserve"> Lighting of </w:t>
+      </w:r>
+      <w:proofErr w:type="gramStart"/>
+      <w:r>
+        <w:rPr>
+          <w:sz w:val="24"/>
+          <w:szCs w:val="24"/>
+          <w:lang w:val="en-US"/>
+        </w:rPr>
+        <w:t>work places</w:t>
+      </w:r>
+      <w:proofErr w:type="gramEnd"/>
+      <w:r>
+        <w:rPr>
+          <w:sz w:val="24"/>
+          <w:szCs w:val="24"/>
+          <w:lang w:val="en-US"/>
+        </w:rPr>
+        <w:t xml:space="preserve"> </w:t>
+      </w:r>
+      <w:r>
+        <w:rPr>
+          <w:sz w:val="24"/>
+          <w:szCs w:val="24"/>
+          <w:lang w:val="en-US"/>
+        </w:rPr>
+        <w:t>-</w:t>
+      </w:r>
+      <w:r>
+        <w:rPr>
+          <w:sz w:val="24"/>
+          <w:szCs w:val="24"/>
+          <w:lang w:val="en-US"/>
+        </w:rPr>
+        <w:t xml:space="preserve"> </w:t>
+      </w:r>
+      <w:r>
+        <w:rPr>
+          <w:sz w:val="24"/>
+          <w:szCs w:val="24"/>
+          <w:lang w:val="en-US"/>
+        </w:rPr>
+        <w:t>Part 1: Indoor</w:t>
       </w:r>
     </w:p>
     <w:p>
@@ -1905,10 +2027,19 @@
       </w:pPr>
       <w:r>
         <w:rPr>
-          <w:sz w:val="24"/>
-          <w:szCs w:val="24"/>
-        </w:rPr>
-        <w:t>NBR 5460 - Sistemas elétricos de potência - Terminologia;</w:t>
+          <w:b/>
+          <w:bCs/>
+          <w:sz w:val="24"/>
+          <w:szCs w:val="24"/>
+        </w:rPr>
+        <w:t>NBR 5434</w:t>
+      </w:r>
+      <w:r>
+        <w:rPr>
+          <w:sz w:val="24"/>
+          <w:szCs w:val="24"/>
+        </w:rPr>
+        <w:t xml:space="preserve"> - Redes de distribuição aérea urbana de energia elétrica - Padronização;</w:t>
       </w:r>
     </w:p>
     <w:p>
@@ -1923,10 +2054,19 @@
       </w:pPr>
       <w:r>
         <w:rPr>
-          <w:sz w:val="24"/>
-          <w:szCs w:val="24"/>
-        </w:rPr>
-        <w:t>NBR 8451 - Postes de concreto armado para redes de distribuição de energia elétrica - Especificação;</w:t>
+          <w:b/>
+          <w:bCs/>
+          <w:sz w:val="24"/>
+          <w:szCs w:val="24"/>
+        </w:rPr>
+        <w:t>NBR 5460</w:t>
+      </w:r>
+      <w:r>
+        <w:rPr>
+          <w:sz w:val="24"/>
+          <w:szCs w:val="24"/>
+        </w:rPr>
+        <w:t xml:space="preserve"> - Sistemas elétricos de potência - Terminologia;</w:t>
       </w:r>
     </w:p>
     <w:p>
@@ -1941,10 +2081,19 @@
       </w:pPr>
       <w:r>
         <w:rPr>
-          <w:sz w:val="24"/>
-          <w:szCs w:val="24"/>
-        </w:rPr>
-        <w:t>NBR 8458 - Cruzetas de madeira para redes de distribuição de energia elétrica - Especificação;</w:t>
+          <w:b/>
+          <w:bCs/>
+          <w:sz w:val="24"/>
+          <w:szCs w:val="24"/>
+        </w:rPr>
+        <w:t>NBR 8451</w:t>
+      </w:r>
+      <w:r>
+        <w:rPr>
+          <w:sz w:val="24"/>
+          <w:szCs w:val="24"/>
+        </w:rPr>
+        <w:t xml:space="preserve"> - Postes de concreto armado para redes de distribuição de energia elétrica - Especificação;</w:t>
       </w:r>
     </w:p>
     <w:p>
@@ -1959,10 +2108,19 @@
       </w:pPr>
       <w:r>
         <w:rPr>
-          <w:sz w:val="24"/>
-          <w:szCs w:val="24"/>
-        </w:rPr>
-        <w:t>NBR 8669 - Dispositivos fusíveis limitadores de corrente - Especificação;</w:t>
+          <w:b/>
+          <w:bCs/>
+          <w:sz w:val="24"/>
+          <w:szCs w:val="24"/>
+        </w:rPr>
+        <w:t>NBR 8458</w:t>
+      </w:r>
+      <w:r>
+        <w:rPr>
+          <w:sz w:val="24"/>
+          <w:szCs w:val="24"/>
+        </w:rPr>
+        <w:t xml:space="preserve"> - Cruzetas de madeira para redes de distribuição de energia elétrica - Especificação;</w:t>
       </w:r>
     </w:p>
     <w:p>
@@ -1977,10 +2135,19 @@
       </w:pPr>
       <w:r>
         <w:rPr>
-          <w:sz w:val="24"/>
-          <w:szCs w:val="24"/>
-        </w:rPr>
-        <w:t>NBR 11301 - Cálculo da capacidade de condução de corrente de cabos isolados em regime permanente (fator de carga 100%) – Procedimento;</w:t>
+          <w:b/>
+          <w:bCs/>
+          <w:sz w:val="24"/>
+          <w:szCs w:val="24"/>
+        </w:rPr>
+        <w:t>NBR 8669</w:t>
+      </w:r>
+      <w:r>
+        <w:rPr>
+          <w:sz w:val="24"/>
+          <w:szCs w:val="24"/>
+        </w:rPr>
+        <w:t xml:space="preserve"> - Dispositivos fusíveis limitadores de corrente - Especificação;</w:t>
       </w:r>
     </w:p>
     <w:p>
@@ -1995,10 +2162,19 @@
       </w:pPr>
       <w:r>
         <w:rPr>
-          <w:sz w:val="24"/>
-          <w:szCs w:val="24"/>
-        </w:rPr>
-        <w:t>NBR 14039 - Instalações elétricas de média tensão de 1,0 kV a 36,2 kV;</w:t>
+          <w:b/>
+          <w:bCs/>
+          <w:sz w:val="24"/>
+          <w:szCs w:val="24"/>
+        </w:rPr>
+        <w:t>NBR 11301</w:t>
+      </w:r>
+      <w:r>
+        <w:rPr>
+          <w:sz w:val="24"/>
+          <w:szCs w:val="24"/>
+        </w:rPr>
+        <w:t xml:space="preserve"> - Cálculo da capacidade de condução de corrente de cabos isolados em regime permanente (fator de carga 100%) – Procedimento;</w:t>
       </w:r>
     </w:p>
     <w:p>
@@ -2013,10 +2189,19 @@
       </w:pPr>
       <w:r>
         <w:rPr>
-          <w:sz w:val="24"/>
-          <w:szCs w:val="24"/>
-        </w:rPr>
-        <w:t>NBR IEC 60050 (826) - Vocabulário eletrotécnico internacional - Capítulo 826: Instalações elétricas em edificações;</w:t>
+          <w:b/>
+          <w:bCs/>
+          <w:sz w:val="24"/>
+          <w:szCs w:val="24"/>
+        </w:rPr>
+        <w:t>NBR 14039</w:t>
+      </w:r>
+      <w:r>
+        <w:rPr>
+          <w:sz w:val="24"/>
+          <w:szCs w:val="24"/>
+        </w:rPr>
+        <w:t xml:space="preserve"> - Instalações elétricas de média tensão de 1,0 kV a 36,2 kV;</w:t>
       </w:r>
     </w:p>
     <w:p>
@@ -2031,11 +2216,47 @@
       </w:pPr>
       <w:r>
         <w:rPr>
+          <w:b/>
+          <w:bCs/>
           <w:sz w:val="24"/>
           <w:szCs w:val="24"/>
         </w:rPr>
         <w:lastRenderedPageBreak/>
-        <w:t>DI/NT 06 - Fornecimento de energia elétrica em tensão primária - Concessionária local, regulamentadora legal;</w:t>
+        <w:t>NBR IEC 60050 (826)</w:t>
+      </w:r>
+      <w:r>
+        <w:rPr>
+          <w:sz w:val="24"/>
+          <w:szCs w:val="24"/>
+        </w:rPr>
+        <w:t xml:space="preserve"> - Vocabulário eletrotécnico internacional - Capítulo 826: Instalações elétricas em edificações;</w:t>
+      </w:r>
+    </w:p>
+    <w:p>
+      <w:pPr>
+        <w:spacing w:line="360" w:lineRule="auto"/>
+        <w:ind w:left="709"/>
+        <w:jc w:val="both"/>
+        <w:rPr>
+          <w:sz w:val="24"/>
+          <w:szCs w:val="24"/>
+        </w:rPr>
+      </w:pPr>
+      <w:r>
+        <w:rPr>
+          <w:b/>
+          <w:bCs/>
+          <w:sz w:val="24"/>
+          <w:szCs w:val="24"/>
+        </w:rPr>
+        <w:t>DI/NT 06</w:t>
+      </w:r>
+      <w:r>
+        <w:rPr>
+          <w:sz w:val="24"/>
+          <w:szCs w:val="24"/>
+        </w:rPr>
+        <w:t xml:space="preserve"> - Fornecimento de energia elétrica em tensão primária - Concessionária local, regulamentadora legal;</w:t>
       </w:r>
     </w:p>
     <w:p>
@@ -2050,10 +2271,19 @@
       </w:pPr>
       <w:r>
         <w:rPr>
-          <w:sz w:val="24"/>
-          <w:szCs w:val="24"/>
-        </w:rPr>
-        <w:t>NDEE-01 – Fornecimento de energia elétrica em média tensão (13,8kV e 34,5kV).</w:t>
+          <w:b/>
+          <w:bCs/>
+          <w:sz w:val="24"/>
+          <w:szCs w:val="24"/>
+        </w:rPr>
+        <w:t>NDEE-01</w:t>
+      </w:r>
+      <w:r>
+        <w:rPr>
+          <w:sz w:val="24"/>
+          <w:szCs w:val="24"/>
+        </w:rPr>
+        <w:t xml:space="preserve"> – Fornecimento de energia elétrica em média tensão (13,8kV e 34,5kV).</w:t>
       </w:r>
     </w:p>
     <w:p>
@@ -2518,7 +2748,7 @@
           <w:sz w:val="24"/>
           <w:szCs w:val="24"/>
         </w:rPr>
-        <w:t>O quadro de distribuição - QD, ou caixa de distribuição - CD, constituído de material termoplástico antichama ou metálico, instalação embutida ou de sobrepor, grau de proteção de acordo com a necessidade da instalação, na qual recebe alimentação de uma fonte de geradora e distribui a energia para um ou mais circuitos.</w:t>
+        <w:t xml:space="preserve">O quadro de distribuição - QD, ou caixa de distribuição - CD, constituído de material termoplástico antichama ou metálico, instalação embutida ou de sobrepor, grau de proteção de acordo com a necessidade da instalação, na qual recebe </w:t>
       </w:r>
       <w:r>
         <w:rPr>
@@ -2526,6 +2756,15 @@
           <w:sz w:val="24"/>
           <w:szCs w:val="24"/>
         </w:rPr>
+        <w:lastRenderedPageBreak/>
+        <w:t>alimentação de uma fonte de geradora e distribui a energia para um ou mais circuitos.</w:t>
+      </w:r>
+      <w:r>
+        <w:rPr>
+          <w:color w:val="000000"/>
+          <w:sz w:val="24"/>
+          <w:szCs w:val="24"/>
+        </w:rPr>
         <w:t xml:space="preserve"> </w:t>
       </w:r>
       <w:r>
@@ -2534,16 +2773,7 @@
           <w:sz w:val="24"/>
           <w:szCs w:val="24"/>
         </w:rPr>
-        <w:t xml:space="preserve">A estrutura interna é destinada à instalação de dispositivos de proteções unipolares, </w:t>
-      </w:r>
-      <w:r>
-        <w:rPr>
-          <w:color w:val="000000"/>
-          <w:sz w:val="24"/>
-          <w:szCs w:val="24"/>
-        </w:rPr>
-        <w:lastRenderedPageBreak/>
-        <w:t>bipolares e tripolares padrão DIN ou UL, conforme Norma NBR IEC 60.439-3 e NBR IEC 60.670-1.</w:t>
+        <w:t>A estrutura interna é destinada à instalação de dispositivos de proteções unipolares, bipolares e tripolares padrão DIN ou UL, conforme Norma NBR IEC 60.439-3 e NBR IEC 60.670-1.</w:t>
       </w:r>
     </w:p>
     <w:p>
@@ -5410,7 +5640,6 @@
   <w:style w:type="character" w:default="1" w:styleId="Fontepargpadro">
     <w:name w:val="Default Paragraph Font"/>
     <w:uiPriority w:val="1"/>
-    <w:semiHidden/>
     <w:unhideWhenUsed/>
   </w:style>
   <w:style w:type="table" w:default="1" w:styleId="Tabelanormal">
@@ -6357,6 +6586,12 @@
 </file>
 
 <file path=customXml/item1.xml><?xml version="1.0" encoding="utf-8"?>
+<go:gDocsCustomXmlDataStorage xmlns:go="http://customooxmlschemas.google.com/" xmlns:r="http://schemas.openxmlformats.org/officeDocument/2006/relationships" uri="GoogleDocsCustomDataVersion2">
+  <go:docsCustomData xmlns:go="http://customooxmlschemas.google.com/" roundtripDataSignature="AMtx7mhx1lXjm647vcM1LZOQ04kbTy8lDg==">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</go:docsCustomData>
+</go:gDocsCustomXmlDataStorage>
+</file>
+
+<file path=customXml/item2.xml><?xml version="1.0" encoding="utf-8"?>
 <ct:contentTypeSchema xmlns:ct="http://schemas.microsoft.com/office/2006/metadata/contentType" xmlns:ma="http://schemas.microsoft.com/office/2006/metadata/properties/metaAttributes" ct:_="" ma:_="" ma:contentTypeName="Documento" ma:contentTypeID="0x01010090BD7F654C36E249870AD2B43CC99066" ma:contentTypeVersion="25" ma:contentTypeDescription="Crie um novo documento." ma:contentTypeScope="" ma:versionID="7aafbe2a8f4be360eca24a5952e7a582">
   <xsd:schema xmlns:xsd="http://www.w3.org/2001/XMLSchema" xmlns:xs="http://www.w3.org/2001/XMLSchema" xmlns:p="http://schemas.microsoft.com/office/2006/metadata/properties" xmlns:ns2="66367999-145d-416e-8089-c2616e290f81" xmlns:ns3="ab6bdf74-870e-40d0-b701-04787b55b19a" targetNamespace="http://schemas.microsoft.com/office/2006/metadata/properties" ma:root="true" ma:fieldsID="9b04a4bffefe874e6e37c372f87d08c5" ns2:_="" ns3:_="">
     <xsd:import namespace="66367999-145d-416e-8089-c2616e290f81"/>
@@ -6646,14 +6881,13 @@
 </ct:contentTypeSchema>
 </file>
 
-<file path=customXml/item2.xml><?xml version="1.0" encoding="utf-8"?>
-<go:gDocsCustomXmlDataStorage xmlns:go="http://customooxmlschemas.google.com/" xmlns:r="http://schemas.openxmlformats.org/officeDocument/2006/relationships" uri="GoogleDocsCustomDataVersion2">
-  <go:docsCustomData xmlns:go="http://customooxmlschemas.google.com/" roundtripDataSignature="AMtx7mhx1lXjm647vcM1LZOQ04kbTy8lDg==">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</go:docsCustomData>
-</go:gDocsCustomXmlDataStorage>
-</file>
-
 <file path=customXml/item3.xml><?xml version="1.0" encoding="utf-8"?>
-<b:Sources xmlns:b="http://schemas.openxmlformats.org/officeDocument/2006/bibliography" xmlns="http://schemas.openxmlformats.org/officeDocument/2006/bibliography" SelectedStyle="\APASixthEditionOfficeOnline.xsl" StyleName="APA" Version="6"/>
+<?mso-contentType ?>
+<FormTemplates xmlns="http://schemas.microsoft.com/sharepoint/v3/contenttype/forms">
+  <Display>DocumentLibraryForm</Display>
+  <Edit>DocumentLibraryForm</Edit>
+  <New>DocumentLibraryForm</New>
+</FormTemplates>
 </file>
 
 <file path=customXml/item4.xml><?xml version="1.0" encoding="utf-8"?>
@@ -6673,15 +6907,19 @@
 </file>
 
 <file path=customXml/item5.xml><?xml version="1.0" encoding="utf-8"?>
-<?mso-contentType ?>
-<FormTemplates xmlns="http://schemas.microsoft.com/sharepoint/v3/contenttype/forms">
-  <Display>DocumentLibraryForm</Display>
-  <Edit>DocumentLibraryForm</Edit>
-  <New>DocumentLibraryForm</New>
-</FormTemplates>
+<b:Sources xmlns:b="http://schemas.openxmlformats.org/officeDocument/2006/bibliography" xmlns="http://schemas.openxmlformats.org/officeDocument/2006/bibliography" SelectedStyle="\APASixthEditionOfficeOnline.xsl" StyleName="APA" Version="6"/>
 </file>
 
 <file path=customXml/itemProps1.xml><?xml version="1.0" encoding="utf-8"?>
+<ds:datastoreItem xmlns:ds="http://schemas.openxmlformats.org/officeDocument/2006/customXml" ds:itemID="{11111111-1234-1234-1234-123412341234}">
+  <ds:schemaRefs>
+    <ds:schemaRef ds:uri="http://customooxmlschemas.google.com/"/>
+    <ds:schemaRef ds:uri="http://schemas.openxmlformats.org/officeDocument/2006/relationships"/>
+  </ds:schemaRefs>
+</ds:datastoreItem>
+</file>
+
+<file path=customXml/itemProps2.xml><?xml version="1.0" encoding="utf-8"?>
 <ds:datastoreItem xmlns:ds="http://schemas.openxmlformats.org/officeDocument/2006/customXml" ds:itemID="{9AB9154E-7B48-4FBE-8279-AD0A6A0E8C59}">
   <ds:schemaRefs>
     <ds:schemaRef ds:uri="http://schemas.microsoft.com/office/2006/metadata/contentType"/>
@@ -6700,19 +6938,10 @@
 </ds:datastoreItem>
 </file>
 
-<file path=customXml/itemProps2.xml><?xml version="1.0" encoding="utf-8"?>
-<ds:datastoreItem xmlns:ds="http://schemas.openxmlformats.org/officeDocument/2006/customXml" ds:itemID="{11111111-1234-1234-1234-123412341234}">
+<file path=customXml/itemProps3.xml><?xml version="1.0" encoding="utf-8"?>
+<ds:datastoreItem xmlns:ds="http://schemas.openxmlformats.org/officeDocument/2006/customXml" ds:itemID="{4F1AEC50-4A1A-4CA0-9059-1BBE99D2C5D0}">
   <ds:schemaRefs>
-    <ds:schemaRef ds:uri="http://customooxmlschemas.google.com/"/>
-    <ds:schemaRef ds:uri="http://schemas.openxmlformats.org/officeDocument/2006/relationships"/>
-  </ds:schemaRefs>
-</ds:datastoreItem>
-</file>
-
-<file path=customXml/itemProps3.xml><?xml version="1.0" encoding="utf-8"?>
-<ds:datastoreItem xmlns:ds="http://schemas.openxmlformats.org/officeDocument/2006/customXml" ds:itemID="{F4F81F43-B9B4-4FBB-A6A9-7766FAA6F74A}">
-  <ds:schemaRefs>
-    <ds:schemaRef ds:uri="http://schemas.openxmlformats.org/officeDocument/2006/bibliography"/>
+    <ds:schemaRef ds:uri="http://schemas.microsoft.com/sharepoint/v3/contenttype/forms"/>
   </ds:schemaRefs>
 </ds:datastoreItem>
 </file>
@@ -6729,9 +6958,9 @@
 </file>
 
 <file path=customXml/itemProps5.xml><?xml version="1.0" encoding="utf-8"?>
-<ds:datastoreItem xmlns:ds="http://schemas.openxmlformats.org/officeDocument/2006/customXml" ds:itemID="{4F1AEC50-4A1A-4CA0-9059-1BBE99D2C5D0}">
+<ds:datastoreItem xmlns:ds="http://schemas.openxmlformats.org/officeDocument/2006/customXml" ds:itemID="{F4F81F43-B9B4-4FBB-A6A9-7766FAA6F74A}">
   <ds:schemaRefs>
-    <ds:schemaRef ds:uri="http://schemas.microsoft.com/sharepoint/v3/contenttype/forms"/>
+    <ds:schemaRef ds:uri="http://schemas.openxmlformats.org/officeDocument/2006/bibliography"/>
   </ds:schemaRefs>
 </ds:datastoreItem>
 </file>
--- a/Memorial/templates/MEM-CALCULO-ELETRICO.docx
+++ b/Memorial/templates/MEM-CALCULO-ELETRICO.docx
@@ -485,7 +485,7 @@
             </w:rPr>
             <w:fldChar w:fldCharType="separate"/>
           </w:r>
-          <w:hyperlink w:anchor="_Toc235523876" w:history="1">
+          <w:hyperlink w:anchor="_Toc235609768" w:history="1">
             <w:r>
               <w:rPr>
                 <w:rStyle w:val="Hyperlink"/>
@@ -531,7 +531,7 @@
                 <w:noProof/>
                 <w:webHidden/>
               </w:rPr>
-              <w:instrText xml:space="preserve"> PAGEREF _Toc235523876 \h </w:instrText>
+              <w:instrText xml:space="preserve"> PAGEREF _Toc235609768 \h </w:instrText>
             </w:r>
             <w:r>
               <w:rPr>
@@ -578,7 +578,7 @@
               <w14:ligatures w14:val="standardContextual"/>
             </w:rPr>
           </w:pPr>
-          <w:hyperlink w:anchor="_Toc235523877" w:history="1">
+          <w:hyperlink w:anchor="_Toc235609769" w:history="1">
             <w:r>
               <w:rPr>
                 <w:rStyle w:val="Hyperlink"/>
@@ -623,7 +623,7 @@
                 <w:noProof/>
                 <w:webHidden/>
               </w:rPr>
-              <w:instrText xml:space="preserve"> PAGEREF _Toc235523877 \h </w:instrText>
+              <w:instrText xml:space="preserve"> PAGEREF _Toc235609769 \h </w:instrText>
             </w:r>
             <w:r>
               <w:rPr>
@@ -667,7 +667,7 @@
               <w14:ligatures w14:val="standardContextual"/>
             </w:rPr>
           </w:pPr>
-          <w:hyperlink w:anchor="_Toc235523878" w:history="1">
+          <w:hyperlink w:anchor="_Toc235609770" w:history="1">
             <w:r>
               <w:rPr>
                 <w:rStyle w:val="Hyperlink"/>
@@ -713,7 +713,7 @@
                 <w:noProof/>
                 <w:webHidden/>
               </w:rPr>
-              <w:instrText xml:space="preserve"> PAGEREF _Toc235523878 \h </w:instrText>
+              <w:instrText xml:space="preserve"> PAGEREF _Toc235609770 \h </w:instrText>
             </w:r>
             <w:r>
               <w:rPr>
@@ -757,7 +757,7 @@
               <w14:ligatures w14:val="standardContextual"/>
             </w:rPr>
           </w:pPr>
-          <w:hyperlink w:anchor="_Toc235523879" w:history="1">
+          <w:hyperlink w:anchor="_Toc235609771" w:history="1">
             <w:r>
               <w:rPr>
                 <w:rStyle w:val="Hyperlink"/>
@@ -803,7 +803,7 @@
                 <w:noProof/>
                 <w:webHidden/>
               </w:rPr>
-              <w:instrText xml:space="preserve"> PAGEREF _Toc235523879 \h </w:instrText>
+              <w:instrText xml:space="preserve"> PAGEREF _Toc235609771 \h </w:instrText>
             </w:r>
             <w:r>
               <w:rPr>
@@ -847,7 +847,7 @@
               <w14:ligatures w14:val="standardContextual"/>
             </w:rPr>
           </w:pPr>
-          <w:hyperlink w:anchor="_Toc235523880" w:history="1">
+          <w:hyperlink w:anchor="_Toc235609772" w:history="1">
             <w:r>
               <w:rPr>
                 <w:rStyle w:val="Hyperlink"/>
@@ -893,7 +893,7 @@
                 <w:noProof/>
                 <w:webHidden/>
               </w:rPr>
-              <w:instrText xml:space="preserve"> PAGEREF _Toc235523880 \h </w:instrText>
+              <w:instrText xml:space="preserve"> PAGEREF _Toc235609772 \h </w:instrText>
             </w:r>
             <w:r>
               <w:rPr>
@@ -937,7 +937,7 @@
               <w14:ligatures w14:val="standardContextual"/>
             </w:rPr>
           </w:pPr>
-          <w:hyperlink w:anchor="_Toc235523881" w:history="1">
+          <w:hyperlink w:anchor="_Toc235609773" w:history="1">
             <w:r>
               <w:rPr>
                 <w:rStyle w:val="Hyperlink"/>
@@ -983,7 +983,7 @@
                 <w:noProof/>
                 <w:webHidden/>
               </w:rPr>
-              <w:instrText xml:space="preserve"> PAGEREF _Toc235523881 \h </w:instrText>
+              <w:instrText xml:space="preserve"> PAGEREF _Toc235609773 \h </w:instrText>
             </w:r>
             <w:r>
               <w:rPr>
@@ -1027,7 +1027,7 @@
               <w14:ligatures w14:val="standardContextual"/>
             </w:rPr>
           </w:pPr>
-          <w:hyperlink w:anchor="_Toc235523882" w:history="1">
+          <w:hyperlink w:anchor="_Toc235609774" w:history="1">
             <w:r>
               <w:rPr>
                 <w:rStyle w:val="Hyperlink"/>
@@ -1073,7 +1073,7 @@
                 <w:noProof/>
                 <w:webHidden/>
               </w:rPr>
-              <w:instrText xml:space="preserve"> PAGEREF _Toc235523882 \h </w:instrText>
+              <w:instrText xml:space="preserve"> PAGEREF _Toc235609774 \h </w:instrText>
             </w:r>
             <w:r>
               <w:rPr>
@@ -1120,7 +1120,7 @@
               <w14:ligatures w14:val="standardContextual"/>
             </w:rPr>
           </w:pPr>
-          <w:hyperlink w:anchor="_Toc235523883" w:history="1">
+          <w:hyperlink w:anchor="_Toc235609775" w:history="1">
             <w:r>
               <w:rPr>
                 <w:rStyle w:val="Hyperlink"/>
@@ -1165,7 +1165,7 @@
                 <w:noProof/>
                 <w:webHidden/>
               </w:rPr>
-              <w:instrText xml:space="preserve"> PAGEREF _Toc235523883 \h </w:instrText>
+              <w:instrText xml:space="preserve"> PAGEREF _Toc235609775 \h </w:instrText>
             </w:r>
             <w:r>
               <w:rPr>
@@ -1212,7 +1212,7 @@
               <w14:ligatures w14:val="standardContextual"/>
             </w:rPr>
           </w:pPr>
-          <w:hyperlink w:anchor="_Toc235523884" w:history="1">
+          <w:hyperlink w:anchor="_Toc235609776" w:history="1">
             <w:r>
               <w:rPr>
                 <w:rStyle w:val="Hyperlink"/>
@@ -1257,7 +1257,7 @@
                 <w:noProof/>
                 <w:webHidden/>
               </w:rPr>
-              <w:instrText xml:space="preserve"> PAGEREF _Toc235523884 \h </w:instrText>
+              <w:instrText xml:space="preserve"> PAGEREF _Toc235609776 \h </w:instrText>
             </w:r>
             <w:r>
               <w:rPr>
@@ -1301,7 +1301,7 @@
               <w14:ligatures w14:val="standardContextual"/>
             </w:rPr>
           </w:pPr>
-          <w:hyperlink w:anchor="_Toc235523885" w:history="1">
+          <w:hyperlink w:anchor="_Toc235609777" w:history="1">
             <w:r>
               <w:rPr>
                 <w:rStyle w:val="Hyperlink"/>
@@ -1347,7 +1347,7 @@
                 <w:noProof/>
                 <w:webHidden/>
               </w:rPr>
-              <w:instrText xml:space="preserve"> PAGEREF _Toc235523885 \h </w:instrText>
+              <w:instrText xml:space="preserve"> PAGEREF _Toc235609777 \h </w:instrText>
             </w:r>
             <w:r>
               <w:rPr>
@@ -1367,7 +1367,7 @@
                 <w:noProof/>
                 <w:webHidden/>
               </w:rPr>
-              <w:t>5</w:t>
+              <w:t>3</w:t>
             </w:r>
             <w:r>
               <w:rPr>
@@ -1391,7 +1391,7 @@
               <w14:ligatures w14:val="standardContextual"/>
             </w:rPr>
           </w:pPr>
-          <w:hyperlink w:anchor="_Toc235523886" w:history="1">
+          <w:hyperlink w:anchor="_Toc235609778" w:history="1">
             <w:r>
               <w:rPr>
                 <w:rStyle w:val="Hyperlink"/>
@@ -1437,7 +1437,7 @@
                 <w:noProof/>
                 <w:webHidden/>
               </w:rPr>
-              <w:instrText xml:space="preserve"> PAGEREF _Toc235523886 \h </w:instrText>
+              <w:instrText xml:space="preserve"> PAGEREF _Toc235609778 \h </w:instrText>
             </w:r>
             <w:r>
               <w:rPr>
@@ -1457,7 +1457,7 @@
                 <w:noProof/>
                 <w:webHidden/>
               </w:rPr>
-              <w:t>5</w:t>
+              <w:t>3</w:t>
             </w:r>
             <w:r>
               <w:rPr>
@@ -1481,7 +1481,7 @@
               <w14:ligatures w14:val="standardContextual"/>
             </w:rPr>
           </w:pPr>
-          <w:hyperlink w:anchor="_Toc235523887" w:history="1">
+          <w:hyperlink w:anchor="_Toc235609779" w:history="1">
             <w:r>
               <w:rPr>
                 <w:rStyle w:val="Hyperlink"/>
@@ -1527,7 +1527,7 @@
                 <w:noProof/>
                 <w:webHidden/>
               </w:rPr>
-              <w:instrText xml:space="preserve"> PAGEREF _Toc235523887 \h </w:instrText>
+              <w:instrText xml:space="preserve"> PAGEREF _Toc235609779 \h </w:instrText>
             </w:r>
             <w:r>
               <w:rPr>
@@ -1547,7 +1547,7 @@
                 <w:noProof/>
                 <w:webHidden/>
               </w:rPr>
-              <w:t>6</w:t>
+              <w:t>3</w:t>
             </w:r>
             <w:r>
               <w:rPr>
@@ -1607,7 +1607,7 @@
           <w:szCs w:val="24"/>
         </w:rPr>
       </w:pPr>
-      <w:bookmarkStart w:id="1" w:name="_Toc235523876"/>
+      <w:bookmarkStart w:id="1" w:name="_Toc235609768"/>
       <w:r>
         <w:rPr>
           <w:b/>
@@ -1665,7 +1665,7 @@
       <w:pPr>
         <w:pStyle w:val="Ttulo2"/>
       </w:pPr>
-      <w:bookmarkStart w:id="2" w:name="_Toc235523877"/>
+      <w:bookmarkStart w:id="2" w:name="_Toc235609769"/>
       <w:r>
         <w:rPr>
           <w:rStyle w:val="Ttulo2Char"/>
@@ -1825,7 +1825,7 @@
         </w:rPr>
       </w:pPr>
       <w:bookmarkStart w:id="3" w:name="_heading=h.gc1cd6en2cju"/>
-      <w:bookmarkStart w:id="4" w:name="_Toc235523878"/>
+      <w:bookmarkStart w:id="4" w:name="_Toc235609770"/>
       <w:bookmarkEnd w:id="3"/>
       <w:r>
         <w:rPr>
@@ -1928,33 +1928,15 @@
           <w:szCs w:val="24"/>
           <w:lang w:val="en-US"/>
         </w:rPr>
-        <w:t>ISO/CIE 8995-1:2025</w:t>
-      </w:r>
-      <w:r>
-        <w:rPr>
-          <w:b/>
-          <w:bCs/>
+        <w:t xml:space="preserve">ISO/CIE 8995-1:2025 </w:t>
+      </w:r>
+      <w:r>
+        <w:rPr>
           <w:sz w:val="24"/>
           <w:szCs w:val="24"/>
           <w:lang w:val="en-US"/>
         </w:rPr>
-        <w:t xml:space="preserve"> </w:t>
-      </w:r>
-      <w:r>
-        <w:rPr>
-          <w:sz w:val="24"/>
-          <w:szCs w:val="24"/>
-          <w:lang w:val="en-US"/>
-        </w:rPr>
-        <w:t xml:space="preserve">- </w:t>
-      </w:r>
-      <w:r>
-        <w:rPr>
-          <w:sz w:val="24"/>
-          <w:szCs w:val="24"/>
-          <w:lang w:val="en-US"/>
-        </w:rPr>
-        <w:t xml:space="preserve">Light and lighting </w:t>
+        <w:t xml:space="preserve">- Light and lighting </w:t>
       </w:r>
       <w:r>
         <w:rPr>
@@ -2304,7 +2286,7 @@
       </w:pPr>
       <w:bookmarkStart w:id="5" w:name="_heading=h.65uegc26oi85"/>
       <w:bookmarkStart w:id="6" w:name="_heading=h.b1loiuf7yl5f"/>
-      <w:bookmarkStart w:id="7" w:name="_Toc235523879"/>
+      <w:bookmarkStart w:id="7" w:name="_Toc235609771"/>
       <w:bookmarkEnd w:id="5"/>
       <w:bookmarkEnd w:id="6"/>
       <w:r>
@@ -2404,7 +2386,7 @@
         </w:rPr>
       </w:pPr>
       <w:bookmarkStart w:id="8" w:name="_heading=h.lvy0efl9ejvv"/>
-      <w:bookmarkStart w:id="9" w:name="_Toc235523880"/>
+      <w:bookmarkStart w:id="9" w:name="_Toc235609772"/>
       <w:bookmarkEnd w:id="8"/>
       <w:r>
         <w:rPr>
@@ -2723,7 +2705,7 @@
       </w:pPr>
       <w:bookmarkStart w:id="10" w:name="_heading=h.sp9jtw4gg0jd"/>
       <w:bookmarkStart w:id="11" w:name="_heading=h.sunpk18qkogl"/>
-      <w:bookmarkStart w:id="12" w:name="_Toc235523881"/>
+      <w:bookmarkStart w:id="12" w:name="_Toc235609773"/>
       <w:bookmarkEnd w:id="10"/>
       <w:bookmarkEnd w:id="11"/>
       <w:r>
@@ -2893,7 +2875,7 @@
         </w:rPr>
       </w:pPr>
       <w:bookmarkStart w:id="13" w:name="_heading=h.w9q1dtlb5u22" w:colFirst="0" w:colLast="0"/>
-      <w:bookmarkStart w:id="14" w:name="_Toc235523882"/>
+      <w:bookmarkStart w:id="14" w:name="_Toc235609774"/>
       <w:bookmarkEnd w:id="13"/>
       <w:r>
         <w:rPr>
@@ -2930,7 +2912,7 @@
         <w:pStyle w:val="Ttulo2"/>
       </w:pPr>
       <w:bookmarkStart w:id="15" w:name="_heading=h.pav91m8oatl" w:colFirst="0" w:colLast="0"/>
-      <w:bookmarkStart w:id="16" w:name="_Toc235523883"/>
+      <w:bookmarkStart w:id="16" w:name="_Toc235609775"/>
       <w:bookmarkEnd w:id="15"/>
       <w:r>
         <w:t>Pontos de Força</w:t>
@@ -2960,7 +2942,7 @@
       <w:pPr>
         <w:pStyle w:val="Ttulo2"/>
       </w:pPr>
-      <w:bookmarkStart w:id="17" w:name="_Toc235523884"/>
+      <w:bookmarkStart w:id="17" w:name="_Toc235609776"/>
       <w:r>
         <w:t>Pontos de Luz</w:t>
       </w:r>
@@ -3018,7 +3000,7 @@
       <w:pPr>
         <w:pStyle w:val="Ttulo1"/>
       </w:pPr>
-      <w:bookmarkStart w:id="18" w:name="_Toc235523885"/>
+      <w:bookmarkStart w:id="18" w:name="_Toc235609777"/>
       <w:r>
         <w:lastRenderedPageBreak/>
         <w:t>MEMORIAL DE CÁLCULO</w:t>
@@ -3093,7 +3075,7 @@
           <w:szCs w:val="24"/>
         </w:rPr>
       </w:pPr>
-      <w:bookmarkStart w:id="19" w:name="_Toc235523886"/>
+      <w:bookmarkStart w:id="19" w:name="_Toc235609778"/>
       <w:r>
         <w:rPr>
           <w:b/>
@@ -3137,7 +3119,7 @@
       <w:r>
         <w:t xml:space="preserve"> </w:t>
       </w:r>
-      <w:bookmarkStart w:id="23" w:name="_Toc235523887"/>
+      <w:bookmarkStart w:id="23" w:name="_Toc235609779"/>
       <w:r>
         <w:t>CONSIDERAÇÕES FINAIS</w:t>
       </w:r>
@@ -5640,6 +5622,7 @@
   <w:style w:type="character" w:default="1" w:styleId="Fontepargpadro">
     <w:name w:val="Default Paragraph Font"/>
     <w:uiPriority w:val="1"/>
+    <w:semiHidden/>
     <w:unhideWhenUsed/>
   </w:style>
   <w:style w:type="table" w:default="1" w:styleId="Tabelanormal">
@@ -6586,12 +6569,6 @@
 </file>
 
 <file path=customXml/item1.xml><?xml version="1.0" encoding="utf-8"?>
-<go:gDocsCustomXmlDataStorage xmlns:go="http://customooxmlschemas.google.com/" xmlns:r="http://schemas.openxmlformats.org/officeDocument/2006/relationships" uri="GoogleDocsCustomDataVersion2">
-  <go:docsCustomData xmlns:go="http://customooxmlschemas.google.com/" roundtripDataSignature="AMtx7mhx1lXjm647vcM1LZOQ04kbTy8lDg==">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</go:docsCustomData>
-</go:gDocsCustomXmlDataStorage>
-</file>
-
-<file path=customXml/item2.xml><?xml version="1.0" encoding="utf-8"?>
 <ct:contentTypeSchema xmlns:ct="http://schemas.microsoft.com/office/2006/metadata/contentType" xmlns:ma="http://schemas.microsoft.com/office/2006/metadata/properties/metaAttributes" ct:_="" ma:_="" ma:contentTypeName="Documento" ma:contentTypeID="0x01010090BD7F654C36E249870AD2B43CC99066" ma:contentTypeVersion="25" ma:contentTypeDescription="Crie um novo documento." ma:contentTypeScope="" ma:versionID="7aafbe2a8f4be360eca24a5952e7a582">
   <xsd:schema xmlns:xsd="http://www.w3.org/2001/XMLSchema" xmlns:xs="http://www.w3.org/2001/XMLSchema" xmlns:p="http://schemas.microsoft.com/office/2006/metadata/properties" xmlns:ns2="66367999-145d-416e-8089-c2616e290f81" xmlns:ns3="ab6bdf74-870e-40d0-b701-04787b55b19a" targetNamespace="http://schemas.microsoft.com/office/2006/metadata/properties" ma:root="true" ma:fieldsID="9b04a4bffefe874e6e37c372f87d08c5" ns2:_="" ns3:_="">
     <xsd:import namespace="66367999-145d-416e-8089-c2616e290f81"/>
@@ -6881,13 +6858,14 @@
 </ct:contentTypeSchema>
 </file>
 
+<file path=customXml/item2.xml><?xml version="1.0" encoding="utf-8"?>
+<go:gDocsCustomXmlDataStorage xmlns:go="http://customooxmlschemas.google.com/" xmlns:r="http://schemas.openxmlformats.org/officeDocument/2006/relationships" uri="GoogleDocsCustomDataVersion2">
+  <go:docsCustomData xmlns:go="http://customooxmlschemas.google.com/" roundtripDataSignature="AMtx7mhx1lXjm647vcM1LZOQ04kbTy8lDg==">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</go:docsCustomData>
+</go:gDocsCustomXmlDataStorage>
+</file>
+
 <file path=customXml/item3.xml><?xml version="1.0" encoding="utf-8"?>
-<?mso-contentType ?>
-<FormTemplates xmlns="http://schemas.microsoft.com/sharepoint/v3/contenttype/forms">
-  <Display>DocumentLibraryForm</Display>
-  <Edit>DocumentLibraryForm</Edit>
-  <New>DocumentLibraryForm</New>
-</FormTemplates>
+<b:Sources xmlns:b="http://schemas.openxmlformats.org/officeDocument/2006/bibliography" xmlns="http://schemas.openxmlformats.org/officeDocument/2006/bibliography" SelectedStyle="\APASixthEditionOfficeOnline.xsl" StyleName="APA" Version="6"/>
 </file>
 
 <file path=customXml/item4.xml><?xml version="1.0" encoding="utf-8"?>
@@ -6907,19 +6885,15 @@
 </file>
 
 <file path=customXml/item5.xml><?xml version="1.0" encoding="utf-8"?>
-<b:Sources xmlns:b="http://schemas.openxmlformats.org/officeDocument/2006/bibliography" xmlns="http://schemas.openxmlformats.org/officeDocument/2006/bibliography" SelectedStyle="\APASixthEditionOfficeOnline.xsl" StyleName="APA" Version="6"/>
+<?mso-contentType ?>
+<FormTemplates xmlns="http://schemas.microsoft.com/sharepoint/v3/contenttype/forms">
+  <Display>DocumentLibraryForm</Display>
+  <Edit>DocumentLibraryForm</Edit>
+  <New>DocumentLibraryForm</New>
+</FormTemplates>
 </file>
 
 <file path=customXml/itemProps1.xml><?xml version="1.0" encoding="utf-8"?>
-<ds:datastoreItem xmlns:ds="http://schemas.openxmlformats.org/officeDocument/2006/customXml" ds:itemID="{11111111-1234-1234-1234-123412341234}">
-  <ds:schemaRefs>
-    <ds:schemaRef ds:uri="http://customooxmlschemas.google.com/"/>
-    <ds:schemaRef ds:uri="http://schemas.openxmlformats.org/officeDocument/2006/relationships"/>
-  </ds:schemaRefs>
-</ds:datastoreItem>
-</file>
-
-<file path=customXml/itemProps2.xml><?xml version="1.0" encoding="utf-8"?>
 <ds:datastoreItem xmlns:ds="http://schemas.openxmlformats.org/officeDocument/2006/customXml" ds:itemID="{9AB9154E-7B48-4FBE-8279-AD0A6A0E8C59}">
   <ds:schemaRefs>
     <ds:schemaRef ds:uri="http://schemas.microsoft.com/office/2006/metadata/contentType"/>
@@ -6938,10 +6912,19 @@
 </ds:datastoreItem>
 </file>
 
+<file path=customXml/itemProps2.xml><?xml version="1.0" encoding="utf-8"?>
+<ds:datastoreItem xmlns:ds="http://schemas.openxmlformats.org/officeDocument/2006/customXml" ds:itemID="{11111111-1234-1234-1234-123412341234}">
+  <ds:schemaRefs>
+    <ds:schemaRef ds:uri="http://customooxmlschemas.google.com/"/>
+    <ds:schemaRef ds:uri="http://schemas.openxmlformats.org/officeDocument/2006/relationships"/>
+  </ds:schemaRefs>
+</ds:datastoreItem>
+</file>
+
 <file path=customXml/itemProps3.xml><?xml version="1.0" encoding="utf-8"?>
-<ds:datastoreItem xmlns:ds="http://schemas.openxmlformats.org/officeDocument/2006/customXml" ds:itemID="{4F1AEC50-4A1A-4CA0-9059-1BBE99D2C5D0}">
+<ds:datastoreItem xmlns:ds="http://schemas.openxmlformats.org/officeDocument/2006/customXml" ds:itemID="{F4F81F43-B9B4-4FBB-A6A9-7766FAA6F74A}">
   <ds:schemaRefs>
-    <ds:schemaRef ds:uri="http://schemas.microsoft.com/sharepoint/v3/contenttype/forms"/>
+    <ds:schemaRef ds:uri="http://schemas.openxmlformats.org/officeDocument/2006/bibliography"/>
   </ds:schemaRefs>
 </ds:datastoreItem>
 </file>
@@ -6958,9 +6941,9 @@
 </file>
 
 <file path=customXml/itemProps5.xml><?xml version="1.0" encoding="utf-8"?>
-<ds:datastoreItem xmlns:ds="http://schemas.openxmlformats.org/officeDocument/2006/customXml" ds:itemID="{F4F81F43-B9B4-4FBB-A6A9-7766FAA6F74A}">
+<ds:datastoreItem xmlns:ds="http://schemas.openxmlformats.org/officeDocument/2006/customXml" ds:itemID="{4F1AEC50-4A1A-4CA0-9059-1BBE99D2C5D0}">
   <ds:schemaRefs>
-    <ds:schemaRef ds:uri="http://schemas.openxmlformats.org/officeDocument/2006/bibliography"/>
+    <ds:schemaRef ds:uri="http://schemas.microsoft.com/sharepoint/v3/contenttype/forms"/>
   </ds:schemaRefs>
 </ds:datastoreItem>
 </file>